--- a/The Dolphins' View of History/chapters/12 - Faiths, Crusades, and the Medieval World.docx
+++ b/The Dolphins' View of History/chapters/12 - Faiths, Crusades, and the Medieval World.docx
@@ -18,7 +18,7 @@
           <w:sz w:val="36"/>
           <w:szCs w:val="36"/>
         </w:rPr>
-        <w:t xml:space="preserve">Chapter 12: Faiths, Crusades, and the Medieval World</w:t>
+        <w:t xml:space="preserve">The 5th Century BCE to 1291 CE: Faiths, Crusades, and the Medieval World</w:t>
       </w:r>
     </w:p>
     <w:p>

--- a/The Dolphins' View of History/chapters/12 - Faiths, Crusades, and the Medieval World.docx
+++ b/The Dolphins' View of History/chapters/12 - Faiths, Crusades, and the Medieval World.docx
@@ -50,15 +50,15 @@
         <w:spacing w:after="200"/>
       </w:pPr>
       <w:r>
-        <w:t xml:space="preserve">Christianity, beginning as a small Jewish sect in Roman Judea in the 1st century CE, spent its first three centuries as a persecuted minority faith before Emperor Constantine's own conversion and the Edict of Milan in 313 CE legalized it, and Theodosius made it the Roman Empire's official religion by 380 CE. A once-outlawed movement had, within four generations, become the state's own faith.</w:t>
-      </w:r>
-    </w:p>
-    <w:p>
-      <w:pPr>
-        <w:spacing w:after="200"/>
-      </w:pPr>
-      <w:r>
-        <w:t xml:space="preserve">Islam, founded in the 7th century CE following the teachings of the prophet Muhammad in Mecca and Medina, spread with even greater speed: within a century of Muhammad's death in 632 CE, Islamic rule extended from the Iberian Peninsula to the borders of India, an expansion combining religious conviction, military organization, and, in many conquered regions, unusually tolerant terms for existing populations who paid a tax rather than convert. The Quran itself was compiled into a single standardized written text under Caliph Uthman around 650 CE, about two decades after Muhammad's death, drawing on both memorized recitation and scattered written fragments — the same pattern this book keeps finding underneath its founding scriptures: a period of spoken transmission, then a deliberate, human act of writing it down before living memory of the source could fade.</w:t>
+        <w:t xml:space="preserve">Christianity, beginning as a small Jewish sect in Roman Judea in the 1st century CE, spent its first three centuries as a persecuted minority faith before Emperor Constantine's own conversion and the Edict of Milan in 313 CE legalized it, and Theodosius made it the Roman Empire's official religion by 380 CE. A once-persecuted movement had, within seventy years of being legalized, become the state's own faith.</w:t>
+      </w:r>
+    </w:p>
+    <w:p>
+      <w:pPr>
+        <w:spacing w:after="200"/>
+      </w:pPr>
+      <w:r>
+        <w:t xml:space="preserve">Islam, founded in the 7th century CE following the teachings of the prophet Muhammad in Mecca and Medina, spread with even greater speed: within a century of Muhammad's death in 632 CE, Islamic rule extended from the Iberian Peninsula to the borders of India, an expansion combining religious conviction, military organization, and, in many conquered regions, terms that were tolerant by the standards of the age: Christians and Jews could keep their faith as protected, subordinate communities if they paid a special tax. The Quran itself was compiled into a single standardized written text under Caliph Uthman around 650 CE, about two decades after Muhammad's death, drawing on both memorized recitation and scattered written fragments — the same pattern this book keeps finding underneath its founding scriptures: a period of spoken transmission, then a deliberate, human act of writing it down before living memory of the source could fade.</w:t>
       </w:r>
     </w:p>
     <w:p>
@@ -74,43 +74,7 @@
         <w:spacing w:after="200"/>
       </w:pPr>
       <w:r>
-        <w:rPr>
-          <w:i/>
-          <w:iCs/>
-        </w:rPr>
-        <w:t xml:space="preserve">“A belief with no physical form,” dolphin historians noted, “moved more people and more material in a single century than any fleet in this book. Sincerity and organization were never mutually exclusive.”</w:t>
-      </w:r>
-    </w:p>
-    <w:p>
-      <w:pPr>
-        <w:spacing w:after="200"/>
-      </w:pPr>
-      <w:r>
         <w:t xml:space="preserve">While Western Europe, after Rome's western half fell, entered the fragmented centuries the next chapter discusses, the Islamic world entered what historians call its Golden Age: Baghdad's House of Wisdom, from the 8th century onward, translated and extended Greek philosophy and mathematics (algebra takes its name from al-Khwarizmi's 9th-century treatise), while scholars across the Islamic world advanced medicine, optics, and astronomy well beyond what Rome had left behind.</w:t>
-      </w:r>
-    </w:p>
-    <w:p>
-      <w:pPr>
-        <w:spacing w:after="200"/>
-      </w:pPr>
-      <w:r>
-        <w:rPr>
-          <w:i/>
-          <w:iCs/>
-        </w:rPr>
-        <w:t xml:space="preserve">Dolphin scholars took the period as evidence that civilizations take turns carrying humanity's knowledge forward, and that no single one of them should be allowed to get smug about it.</w:t>
-      </w:r>
-    </w:p>
-    <w:p>
-      <w:pPr>
-        <w:spacing w:after="200"/>
-      </w:pPr>
-      <w:r>
-        <w:rPr>
-          <w:i/>
-          <w:iCs/>
-        </w:rPr>
-        <w:t xml:space="preserve">“Humans often create religions that teach peace,” the Society recorded. “They then fight about them.”</w:t>
       </w:r>
     </w:p>
     <w:p>

--- a/The Dolphins' View of History/chapters/12 - Faiths, Crusades, and the Medieval World.docx
+++ b/The Dolphins' View of History/chapters/12 - Faiths, Crusades, and the Medieval World.docx
@@ -9,6 +9,7 @@
         <w:jc w:val="center"/>
         <w:outlineLvl w:val="0"/>
       </w:pPr>
+      <w:bookmarkStart w:name="_Chapter013" w:id="1"/>
       <w:r>
         <w:rPr>
           <w:rFonts w:ascii="Amazon Ember" w:cs="Amazon Ember" w:eastAsia="Amazon Ember" w:hAnsi="Amazon Ember"/>
@@ -20,6 +21,7 @@
         </w:rPr>
         <w:t xml:space="preserve">The 5th Century BCE to 1291 CE: Faiths, Crusades, and the Medieval World</w:t>
       </w:r>
+      <w:bookmarkEnd w:id="1"/>
     </w:p>
     <w:p>
       <w:pPr>
@@ -34,7 +36,7 @@
         <w:spacing w:after="200"/>
       </w:pPr>
       <w:r>
-        <w:t xml:space="preserve">Dolphin scholarship, which has always been content to enjoy the ocean and find fish, regards the human urge to develop extensive theories about the meaning of existence as this species' most distinctive hobby, and on the whole respects it.</w:t>
+        <w:t xml:space="preserve">Dolphin scholarship, which has always been content to enjoy the ocean and find fish, regards the human urge to develop extensive theories about the meaning of existence as this species’ most distinctive hobby, and on the whole respects it.</w:t>
       </w:r>
     </w:p>
     <w:p>
@@ -50,31 +52,31 @@
         <w:spacing w:after="200"/>
       </w:pPr>
       <w:r>
-        <w:t xml:space="preserve">Christianity, beginning as a small Jewish sect in Roman Judea in the 1st century CE, spent its first three centuries as a persecuted minority faith before Emperor Constantine's own conversion and the Edict of Milan in 313 CE legalized it, and Theodosius made it the Roman Empire's official religion by 380 CE. A once-persecuted movement had, within seventy years of being legalized, become the state's own faith.</w:t>
-      </w:r>
-    </w:p>
-    <w:p>
-      <w:pPr>
-        <w:spacing w:after="200"/>
-      </w:pPr>
-      <w:r>
-        <w:t xml:space="preserve">Islam, founded in the 7th century CE following the teachings of the prophet Muhammad in Mecca and Medina, spread with even greater speed: within a century of Muhammad's death in 632 CE, Islamic rule extended from the Iberian Peninsula to the borders of India, an expansion combining religious conviction, military organization, and, in many conquered regions, terms that were tolerant by the standards of the age: Christians and Jews could keep their faith as protected, subordinate communities if they paid a special tax. The Quran itself was compiled into a single standardized written text under Caliph Uthman around 650 CE, about two decades after Muhammad's death, drawing on both memorized recitation and scattered written fragments — the same pattern this book keeps finding underneath its founding scriptures: a period of spoken transmission, then a deliberate, human act of writing it down before living memory of the source could fade.</w:t>
-      </w:r>
-    </w:p>
-    <w:p>
-      <w:pPr>
-        <w:spacing w:after="200"/>
-      </w:pPr>
-      <w:r>
-        <w:t xml:space="preserve">Each faith, once established, did two jobs at the same time: it organized how believers should live, and it organized armies, tax systems, and successions in the believers' names. Dolphin historians decline to treat this as cynicism.</w:t>
-      </w:r>
-    </w:p>
-    <w:p>
-      <w:pPr>
-        <w:spacing w:after="200"/>
-      </w:pPr>
-      <w:r>
-        <w:t xml:space="preserve">While Western Europe, after Rome's western half fell, entered the fragmented centuries the next chapter discusses, the Islamic world entered what historians call its Golden Age: Baghdad's House of Wisdom, from the 8th century onward, translated and extended Greek philosophy and mathematics (algebra takes its name from al-Khwarizmi's 9th-century treatise), while scholars across the Islamic world advanced medicine, optics, and astronomy well beyond what Rome had left behind.</w:t>
+        <w:t xml:space="preserve">Christianity, beginning as a small Jewish sect in Roman Judea in the 1st century CE, spent its first three centuries as a persecuted minority faith before Emperor Constantine’s own conversion and the Edict of Milan in 313 CE legalized it, and Theodosius made it the Roman Empire’s official religion by 380 CE. A once-persecuted movement had, within seventy years of being legalized, become the state’s own faith.</w:t>
+      </w:r>
+    </w:p>
+    <w:p>
+      <w:pPr>
+        <w:spacing w:after="200"/>
+      </w:pPr>
+      <w:r>
+        <w:t xml:space="preserve">Islam, founded in the 7th century CE following the teachings of the prophet Muhammad in Mecca and Medina, spread with even greater speed: within a century of Muhammad’s death in 632 CE, Islamic rule extended from the Iberian Peninsula to the borders of India, an expansion combining religious conviction, military organization, and, in many conquered regions, terms that were tolerant by the standards of the age: Christians and Jews could keep their faith as protected, subordinate communities if they paid a special tax. The Quran itself was compiled into a single standardized written text under Caliph Uthman around 650 CE, about two decades after Muhammad’s death, drawing on both memorized recitation and scattered written fragments — the same pattern this book keeps finding underneath its founding scriptures: a period of spoken transmission, then a deliberate, human act of writing it down before living memory of the source could fade.</w:t>
+      </w:r>
+    </w:p>
+    <w:p>
+      <w:pPr>
+        <w:spacing w:after="200"/>
+      </w:pPr>
+      <w:r>
+        <w:t xml:space="preserve">Each faith, once established, did two jobs at the same time: it organized how believers should live, and it organized armies, tax systems, and successions in the believers’ names. Dolphin historians decline to treat this as cynicism.</w:t>
+      </w:r>
+    </w:p>
+    <w:p>
+      <w:pPr>
+        <w:spacing w:after="200"/>
+      </w:pPr>
+      <w:r>
+        <w:t xml:space="preserve">While Western Europe, after Rome’s western half fell, entered the fragmented centuries the next chapter discusses, the Islamic world entered what historians call its Golden Age: Baghdad’s House of Wisdom, from the 8th century onward, translated and extended Greek philosophy and mathematics (algebra takes its name from al-Khwarizmi’s 9th-century treatise), while scholars across the Islamic world advanced medicine, optics, and astronomy well beyond what Rome had left behind.</w:t>
       </w:r>
     </w:p>
     <w:p>
@@ -98,7 +100,7 @@
         <w:spacing w:after="200"/>
       </w:pPr>
       <w:r>
-        <w:t xml:space="preserve">What outlasted the fighting, in dolphin scholarship's accounting, was the contact: increased trade, translated texts, and exposure to Islamic scholarship's advances flowing back into a Western Europe that would draw on them heavily once its own universities began forming in the 12th and 13th centuries.</w:t>
+        <w:t xml:space="preserve">What outlasted the fighting, in dolphin scholarship’s accounting, was the contact: increased trade, translated texts, and exposure to Islamic scholarship’s advances flowing back into a Western Europe that would draw on them heavily once its own universities began forming in the 12th and 13th centuries.</w:t>
       </w:r>
     </w:p>
     <w:p>
@@ -122,7 +124,7 @@
           <w:i/>
           <w:iCs/>
         </w:rPr>
-        <w:t xml:space="preserve">No fleet, no army, and no king in this book so far moved as many people, across as much distance, as a belief that asked only to be believed. The Crusades are this chapter's starkest proof that a good story and a bad reason can travel in the same convoy — and its quieter proof, easy to miss underneath the sieges, is that even a violent contact between civilizations still manages to leave something worth keeping behind.</w:t>
+        <w:t xml:space="preserve">No fleet, no army, and no king in this book so far moved as many people, across as much distance, as a belief that asked only to be believed. The Crusades are this chapter’s starkest proof that a good story and a bad reason can travel in the same convoy — and its quieter proof, easy to miss underneath the sieges, is that even a violent contact between civilizations still manages to leave something worth keeping behind.</w:t>
       </w:r>
     </w:p>
     <w:sectPr>

--- a/The Dolphins' View of History/chapters/12 - Faiths, Crusades, and the Medieval World.docx
+++ b/The Dolphins' View of History/chapters/12 - Faiths, Crusades, and the Medieval World.docx
@@ -44,7 +44,7 @@
         <w:spacing w:after="200"/>
       </w:pPr>
       <w:r>
-        <w:t xml:space="preserve">Buddhism, arising in the 5th or 6th century BCE from the teachings of Siddhartha Gautama in what is now Nepal and northern India, spread across Asia over the following centuries through trade routes and, in particular, the patronage of the Indian emperor Ashoka in the 3rd century BCE, who converted after a famously brutal conquest and then spent the rest of his reign promoting nonviolence.</w:t>
+        <w:t xml:space="preserve">Buddhism, arising in the 5th or 6th century BCE from the teachings of Siddhartha Gautama in what is now Nepal and northern India, spread across Asia over the following centuries through trade routes and, in particular, the patronage of the Indian emperor Ashoka in the 3rd century BCE. Ashoka converted after a famously brutal conquest and then spent the rest of his reign promoting nonviolence.</w:t>
       </w:r>
     </w:p>
     <w:p>
@@ -60,31 +60,31 @@
         <w:spacing w:after="200"/>
       </w:pPr>
       <w:r>
-        <w:t xml:space="preserve">Islam, founded in the 7th century CE following the teachings of the prophet Muhammad in Mecca and Medina, spread with even greater speed: within a century of Muhammad’s death in 632 CE, Islamic rule extended from the Iberian Peninsula to the borders of India, an expansion combining religious conviction, military organization, and, in many conquered regions, terms that were tolerant by the standards of the age: Christians and Jews could keep their faith as protected, subordinate communities if they paid a special tax. The Quran itself was compiled into a single standardized written text under Caliph Uthman around 650 CE, about two decades after Muhammad’s death, drawing on both memorized recitation and scattered written fragments — the same pattern this book keeps finding underneath its founding scriptures: a period of spoken transmission, then a deliberate, human act of writing it down before living memory of the source could fade.</w:t>
-      </w:r>
-    </w:p>
-    <w:p>
-      <w:pPr>
-        <w:spacing w:after="200"/>
-      </w:pPr>
-      <w:r>
-        <w:t xml:space="preserve">Each faith, once established, did two jobs at the same time: it organized how believers should live, and it organized armies, tax systems, and successions in the believers’ names. Dolphin historians decline to treat this as cynicism.</w:t>
-      </w:r>
-    </w:p>
-    <w:p>
-      <w:pPr>
-        <w:spacing w:after="200"/>
-      </w:pPr>
-      <w:r>
-        <w:t xml:space="preserve">While Western Europe, after Rome’s western half fell, entered the fragmented centuries the next chapter discusses, the Islamic world entered what historians call its Golden Age: Baghdad’s House of Wisdom, from the 8th century onward, translated and extended Greek philosophy and mathematics (algebra takes its name from al-Khwarizmi’s 9th-century treatise), while scholars across the Islamic world advanced medicine, optics, and astronomy well beyond what Rome had left behind.</w:t>
-      </w:r>
-    </w:p>
-    <w:p>
-      <w:pPr>
-        <w:spacing w:after="200"/>
-      </w:pPr>
-      <w:r>
-        <w:t xml:space="preserve">The Crusades, beginning in 1095 when Pope Urban II called for a military campaign to reclaim Jerusalem, ran in waves for close to two centuries, and dolphin historians present them without euphemism: religious conviction, real and widely shared among participants, fused to land claims, trade route control, and, in the notorious Fourth Crusade of 1204, the outright sack of Constantinople, a Christian city, by a Christian army meant to be fighting someone else entirely.</w:t>
+        <w:t xml:space="preserve">Islam, founded in the 7th century CE following the teachings of the prophet Muhammad in Mecca and Medina, spread with even greater speed: within a century of Muhammad’s death in 632 CE, Islamic rule extended from the Iberian Peninsula to the borders of India. The expansion combined religious conviction, military organization, and, in many conquered regions, terms that were tolerant by the standards of the age: Christians and Jews could keep their faith as protected, subordinate communities if they paid a special tax. The Quran itself was compiled into a single standardized written text under Caliph Uthman around 650 CE, about two decades after Muhammad’s death, drawing on both memorized recitation and scattered written fragments. It is the same pattern this book keeps finding underneath its founding scriptures: a period of spoken transmission, then a deliberate, human act of writing it down before living memory of the source could fade.</w:t>
+      </w:r>
+    </w:p>
+    <w:p>
+      <w:pPr>
+        <w:spacing w:after="200"/>
+      </w:pPr>
+      <w:r>
+        <w:t xml:space="preserve">Each faith, once established, did two jobs at the same time: it organized how believers should live, and it organized armies, tax systems, and successions in the believers’ names. This is not cynicism.</w:t>
+      </w:r>
+    </w:p>
+    <w:p>
+      <w:pPr>
+        <w:spacing w:after="200"/>
+      </w:pPr>
+      <w:r>
+        <w:t xml:space="preserve">While Western Europe, after Rome’s western half fell, entered the fragmented centuries the next chapter discusses, the Islamic world entered what historians call its Golden Age: Baghdad’s House of Wisdom, from the 8th century onward, translated and extended Greek philosophy and mathematics (algebra takes its name from al-Khwarizmi’s 9th-century treatise). Scholars across the Islamic world advanced medicine, optics, and astronomy well beyond what Rome had left behind.</w:t>
+      </w:r>
+    </w:p>
+    <w:p>
+      <w:pPr>
+        <w:spacing w:after="200"/>
+      </w:pPr>
+      <w:r>
+        <w:t xml:space="preserve">The Crusades, beginning in 1095 when Pope Urban II called for a military campaign to reclaim Jerusalem, ran in waves for close to two centuries. Without euphemism, they were religious conviction, real and widely shared among participants, fused to land claims, trade route control, and, in the notorious Fourth Crusade of 1204, the outright sack of Constantinople, a Christian city, by a Christian army meant to be fighting someone else entirely.</w:t>
       </w:r>
     </w:p>
     <w:p>
@@ -100,7 +100,7 @@
         <w:spacing w:after="200"/>
       </w:pPr>
       <w:r>
-        <w:t xml:space="preserve">What outlasted the fighting, in dolphin scholarship’s accounting, was the contact: increased trade, translated texts, and exposure to Islamic scholarship’s advances flowing back into a Western Europe that would draw on them heavily once its own universities began forming in the 12th and 13th centuries.</w:t>
+        <w:t xml:space="preserve">What outlasted the fighting was the contact: increased trade, translated texts, and exposure to Islamic scholarship’s advances flowing back into a Western Europe that would draw on them heavily once its own universities began forming in the 12th and 13th centuries.</w:t>
       </w:r>
     </w:p>
     <w:p>

--- a/The Dolphins' View of History/chapters/12 - Faiths, Crusades, and the Medieval World.docx
+++ b/The Dolphins' View of History/chapters/12 - Faiths, Crusades, and the Medieval World.docx
@@ -5,6 +5,7 @@
     <w:p>
       <w:pPr>
         <w:pStyle w:val="Heading1"/>
+        <w:pageBreakBefore/>
         <w:spacing w:after="300"/>
         <w:jc w:val="center"/>
         <w:outlineLvl w:val="0"/>
@@ -15,9 +16,9 @@
           <w:rFonts w:ascii="Amazon Ember" w:cs="Amazon Ember" w:eastAsia="Amazon Ember" w:hAnsi="Amazon Ember"/>
           <w:b/>
           <w:bCs/>
-          <w:color w:val="0000FF"/>
-          <w:sz w:val="36"/>
-          <w:szCs w:val="36"/>
+          <w:color w:val="1F4E79"/>
+          <w:sz w:val="32"/>
+          <w:szCs w:val="32"/>
         </w:rPr>
         <w:t xml:space="preserve">The 5th Century BCE to 1291 CE: Faiths, Crusades, and the Medieval World</w:t>
       </w:r>
@@ -28,7 +29,7 @@
         <w:spacing w:after="200"/>
       </w:pPr>
       <w:r>
-        <w:t xml:space="preserve">Of everything covered in this book so far, nothing moved as much material as quickly, or grew as tightly bound to power, as belief did once it went looking for followers who owed it nothing in the way of birth or citizenship.</w:t>
+        <w:t xml:space="preserve">Of everything covered so far, nothing moved as much material as quickly, or grew as tightly bound to power, as belief did once it went looking for followers who owed it nothing in the way of birth or citizenship.</w:t>
       </w:r>
     </w:p>
     <w:p>
@@ -128,7 +129,7 @@
       </w:r>
     </w:p>
     <w:sectPr>
-      <w:pgSz w:w="12240" w:h="15840" w:orient="portrait"/>
+      <w:pgSz w:w="8640" w:h="12960" w:orient="portrait"/>
       <w:pgMar w:top="1440" w:right="1440" w:bottom="1440" w:left="1440" w:header="708" w:footer="708" w:gutter="0"/>
       <w:pgNumType/>
       <w:docGrid w:linePitch="360"/>

--- a/The Dolphins' View of History/chapters/12 - Faiths, Crusades, and the Medieval World.docx
+++ b/The Dolphins' View of History/chapters/12 - Faiths, Crusades, and the Medieval World.docx
@@ -61,6 +61,14 @@
         <w:spacing w:after="200"/>
       </w:pPr>
       <w:r>
+        <w:t xml:space="preserve">The faith did not stay one thing for long. Centuries of accumulated disagreement over doctrine, ritual, and who answered to whom came to a formal head in 1054, when the churches of Rome and Constantinople excommunicated each other’s leaders in what historians call the Great Schism, splitting Christianity into its Western Catholic and Eastern Orthodox halves, a division the two sides would not formally revoke until 1965 and have still not fully healed. A faith organized enough to convert an empire was also, it turned out, organized enough to split one.</w:t>
+      </w:r>
+    </w:p>
+    <w:p>
+      <w:pPr>
+        <w:spacing w:after="200"/>
+      </w:pPr>
+      <w:r>
         <w:t xml:space="preserve">Islam, founded in the 7th century CE following the teachings of the prophet Muhammad in Mecca and Medina, spread with even greater speed: within a century of Muhammad’s death in 632 CE, Islamic rule extended from the Iberian Peninsula to the borders of India. The expansion combined religious conviction, military organization, and, in many conquered regions, terms that were tolerant by the standards of the age: Christians and Jews could keep their faith as protected, subordinate communities if they paid a special tax. The Quran itself was compiled into a single standardized written text under Caliph Uthman around 650 CE, about two decades after Muhammad’s death, drawing on both memorized recitation and scattered written fragments. It is the same pattern this book keeps finding underneath its founding scriptures: a period of spoken transmission, then a deliberate, human act of writing it down before living memory of the source could fade.</w:t>
       </w:r>
     </w:p>
@@ -77,7 +85,15 @@
         <w:spacing w:after="200"/>
       </w:pPr>
       <w:r>
-        <w:t xml:space="preserve">While Western Europe, after Rome’s western half fell, entered the fragmented centuries the next chapter discusses, the Islamic world entered what historians call its Golden Age: Baghdad’s House of Wisdom, from the 8th century onward, translated and extended Greek philosophy and mathematics (algebra takes its name from al-Khwarizmi’s 9th-century treatise). Scholars across the Islamic world advanced medicine, optics, and astronomy well beyond what Rome had left behind.</w:t>
+        <w:t xml:space="preserve">Christianity’s own version of that second job produced a fight over who, exactly, was in charge of it. The Investiture Controversy, running from 1076 to 1122, pitted the Holy Roman Emperor against the Pope over whether a king or the Church got to appoint bishops, and therefore who ultimately answered to whom. In 1077, Emperor Henry IV, excommunicated and politically cornered, walked to the Italian castle of Canossa and stood barefoot in the snow for three days until Pope Gregory VII agreed to receive him; the phrase "going to Canossa" entered several European languages as shorthand for public humiliation. The underlying argument, settled by compromise in 1122, never really ended; it only changed which century’s crown and which century’s clergy were having it.</w:t>
+      </w:r>
+    </w:p>
+    <w:p>
+      <w:pPr>
+        <w:spacing w:after="200"/>
+      </w:pPr>
+      <w:r>
+        <w:t xml:space="preserve">While Western Europe, after Rome’s western half fell, entered the fragmented centuries the next chapter discusses, the Islamic world entered what historians call its Golden Age: Baghdad’s House of Wisdom, from the 8th century onward, translated and extended Greek philosophy and mathematics (algebra takes its name from al-Khwarizmi’s 9th-century treatise). Scholars across the Islamic world advanced medicine, optics, and astronomy well beyond what Rome had left behind, among them the Persian polymath Avicenna, whose medical encyclopedia remained a standard European medical school text for roughly six centuries, and the Andalusian philosopher Averroes, whose commentaries on Aristotle reintroduced Greek philosophy to a Western Europe that had largely lost direct access to it.</w:t>
       </w:r>
     </w:p>
     <w:p>
@@ -93,7 +109,7 @@
         <w:spacing w:after="200"/>
       </w:pPr>
       <w:r>
-        <w:t xml:space="preserve">Jerusalem changed hands several times across the Crusading period; none of the Crusader states it produced lasted much past 1291.</w:t>
+        <w:t xml:space="preserve">Jerusalem changed hands several times across the Crusading period. Its most consequential loss, for the Crusader side, came in 1187, when the Kurdish Muslim general Saladin defeated the Crusader army at the Battle of Hattin and retook the city after eighty-eight years of Crusader rule; accounts on both sides noted that he spared the Christian population rather than repeating the massacre the First Crusade had inflicted on Jerusalem’s residents in 1099. None of the Crusader states the campaigns produced lasted much past 1291.</w:t>
       </w:r>
     </w:p>
     <w:p>

--- a/The Dolphins' View of History/chapters/12 - Faiths, Crusades, and the Medieval World.docx
+++ b/The Dolphins' View of History/chapters/12 - Faiths, Crusades, and the Medieval World.docx
@@ -93,7 +93,7 @@
         <w:spacing w:after="200"/>
       </w:pPr>
       <w:r>
-        <w:t xml:space="preserve">While Western Europe, after Rome’s western half fell, entered the fragmented centuries the next chapter discusses, the Islamic world entered what historians call its Golden Age: Baghdad’s House of Wisdom, from the 8th century onward, translated and extended Greek philosophy and mathematics (algebra takes its name from al-Khwarizmi’s 9th-century treatise). Scholars across the Islamic world advanced medicine, optics, and astronomy well beyond what Rome had left behind, among them the Persian polymath Avicenna, whose medical encyclopedia remained a standard European medical school text for roughly six centuries, and the Andalusian philosopher Averroes, whose commentaries on Aristotle reintroduced Greek philosophy to a Western Europe that had largely lost direct access to it.</w:t>
+        <w:t xml:space="preserve">While Western Europe, after Rome’s western half fell, entered the fragmented centuries the next chapter discusses, the Islamic world entered what historians call its Golden Age: Baghdad’s House of Wisdom, founded in the 8th century, employed scholars to systematically translate Greek, Persian, and Indian works into Arabic, preserving texts Europe had largely lost access to and would not fully recover for centuries. Scholars across the Islamic world advanced medicine, optics, and astronomy well beyond what Rome had left behind, among them the Persian polymath Avicenna, whose medical encyclopedia remained a standard European medical school text for roughly six centuries, and the Andalusian philosopher Averroes, whose commentaries on Aristotle reintroduced Greek philosophy to a Western Europe that had largely lost direct access to it. (This book’s chapter on the century that followed Rome’s fall picks up the one figure from this Golden Age whose own name became a unit of modern computing.)</w:t>
       </w:r>
     </w:p>
     <w:p>

--- a/The Dolphins' View of History/chapters/12 - Faiths, Crusades, and the Medieval World.docx
+++ b/The Dolphins' View of History/chapters/12 - Faiths, Crusades, and the Medieval World.docx
@@ -53,7 +53,7 @@
         <w:spacing w:after="200"/>
       </w:pPr>
       <w:r>
-        <w:t xml:space="preserve">Christianity, beginning as a small Jewish sect in Roman Judea in the 1st century CE, spent its first three centuries as a persecuted minority faith before Emperor Constantine’s own conversion and the Edict of Milan in 313 CE legalized it, and Theodosius made it the Roman Empire’s official religion by 380 CE. A once-persecuted movement had, within seventy years of being legalized, become the state’s own faith.</w:t>
+        <w:t xml:space="preserve">Christianity, beginning as a small Jewish sect in Roman Judea in the 1st century CE, spent its first three centuries as a tolerated but occasionally suspect minority faith, enduring sporadic local persecutions and a few short, empire-wide crackdowns under Decius, Valerian, and Diocletian rather than constant repression, before Emperor Constantine’s own conversion and the Edict of Milan in 313 CE legalized it, and Theodosius made it the Roman Empire’s official religion by 380 CE. A once-persecuted movement had, within seventy years of being legalized, become the state’s own faith.</w:t>
       </w:r>
     </w:p>
     <w:p>
@@ -117,7 +117,7 @@
         <w:spacing w:after="200"/>
       </w:pPr>
       <w:r>
-        <w:t xml:space="preserve">What outlasted the fighting was the contact: increased trade, translated texts, and exposure to Islamic scholarship’s advances flowing back into a Western Europe that would draw on them heavily once its own universities began forming in the 12th and 13th centuries.</w:t>
+        <w:t xml:space="preserve">What outlasted the fighting in the Levant was trade and contact, but the heavier traffic in translated texts and Islamic scholarship reached Western Europe mainly through a different front — Islamic Spain’s Toledo school of translators and Norman Sicily — feeding the universities that began forming in the 12th and 13th centuries.</w:t>
       </w:r>
     </w:p>
     <w:p>
